--- a/test/out_pdf_colors/color_test.docx
+++ b/test/out_pdf_colors/color_test.docx
@@ -49,6 +49,7 @@
         <w:tc>
           <w:tcPr>
             <w:tcW w:type="dxa" w:w="800"/>
+            <w:shd w:fill="DEDEDE" w:color="auto" w:val="clear"/>
           </w:tcPr>
           <w:p>
             <w:r>
@@ -64,6 +65,7 @@
         <w:tc>
           <w:tcPr>
             <w:tcW w:type="dxa" w:w="800"/>
+            <w:shd w:fill="DEDEDE" w:color="auto" w:val="clear"/>
           </w:tcPr>
           <w:p>
             <w:r>
@@ -79,6 +81,7 @@
         <w:tc>
           <w:tcPr>
             <w:tcW w:type="dxa" w:w="935"/>
+            <w:shd w:fill="DEDEDE" w:color="auto" w:val="clear"/>
           </w:tcPr>
           <w:p>
             <w:r>
@@ -94,6 +97,7 @@
         <w:tc>
           <w:tcPr>
             <w:tcW w:type="dxa" w:w="1037"/>
+            <w:shd w:fill="DEDEDE" w:color="auto" w:val="clear"/>
           </w:tcPr>
           <w:p>
             <w:r>
@@ -109,6 +113,7 @@
         <w:tc>
           <w:tcPr>
             <w:tcW w:type="dxa" w:w="1344"/>
+            <w:shd w:fill="DEDEDE" w:color="auto" w:val="clear"/>
           </w:tcPr>
           <w:p>
             <w:r>
@@ -124,6 +129,7 @@
         <w:tc>
           <w:tcPr>
             <w:tcW w:type="dxa" w:w="1083"/>
+            <w:shd w:fill="DEDEDE" w:color="auto" w:val="clear"/>
           </w:tcPr>
           <w:p>
             <w:r>
@@ -139,6 +145,7 @@
         <w:tc>
           <w:tcPr>
             <w:tcW w:type="dxa" w:w="1366"/>
+            <w:shd w:fill="DEDEDE" w:color="auto" w:val="clear"/>
           </w:tcPr>
           <w:p>
             <w:r>
@@ -154,6 +161,7 @@
         <w:tc>
           <w:tcPr>
             <w:tcW w:type="dxa" w:w="1287"/>
+            <w:shd w:fill="DEDEDE" w:color="auto" w:val="clear"/>
           </w:tcPr>
           <w:p>
             <w:r>
@@ -169,6 +177,7 @@
         <w:tc>
           <w:tcPr>
             <w:tcW w:type="dxa" w:w="1100"/>
+            <w:shd w:fill="DEDEDE" w:color="auto" w:val="clear"/>
           </w:tcPr>
           <w:p>
             <w:r>
@@ -184,6 +193,7 @@
         <w:tc>
           <w:tcPr>
             <w:tcW w:type="dxa" w:w="924"/>
+            <w:shd w:fill="DEDEDE" w:color="auto" w:val="clear"/>
           </w:tcPr>
           <w:p>
             <w:r>
